--- a/docs/docx/module/dna_barcoding_student_guide.docx
+++ b/docs/docx/module/dna_barcoding_student_guide.docx
@@ -15,7 +15,7 @@
         <w:pStyle w:val="Date"/>
       </w:pPr>
       <w:r>
-        <w:t xml:space="preserve">2026-08-26</w:t>
+        <w:t xml:space="preserve">2026-10-01</w:t>
       </w:r>
     </w:p>
     <w:p>
@@ -31,10 +31,24 @@
         <w:pStyle w:val="BodyText"/>
       </w:pPr>
       <w:r>
-        <w:t xml:space="preserve">Before doing this activity, make sure to read about these case files here!</w:t>
-      </w:r>
-    </w:p>
-    <w:bookmarkStart w:id="56" w:name="X2bd1e4833e04cbc959380b46d033fc963b10364"/>
+        <w:t xml:space="preserve">Before doing this activity, make sure to read about these case files</w:t>
+      </w:r>
+      <w:r>
+        <w:t xml:space="preserve"> </w:t>
+      </w:r>
+      <w:hyperlink r:id="rId20">
+        <w:r>
+          <w:rPr>
+            <w:rStyle w:val="Hyperlink"/>
+          </w:rPr>
+          <w:t xml:space="preserve">here</w:t>
+        </w:r>
+      </w:hyperlink>
+      <w:r>
+        <w:t xml:space="preserve">!</w:t>
+      </w:r>
+    </w:p>
+    <w:bookmarkStart w:id="60" w:name="X2bd1e4833e04cbc959380b46d033fc963b10364"/>
     <w:p>
       <w:pPr>
         <w:pStyle w:val="Heading2"/>
@@ -98,6 +112,53 @@
       </w:r>
       <w:r>
         <w:t xml:space="preserve">), as well as a second line with the raw sequence data.</w:t>
+      </w:r>
+    </w:p>
+    <w:p>
+      <w:pPr>
+        <w:pStyle w:val="BodyText"/>
+      </w:pPr>
+      <w:r>
+        <w:drawing>
+          <wp:inline>
+            <wp:extent cx="4800600" cy="2700337"/>
+            <wp:effectExtent b="0" l="0" r="0" t="0"/>
+            <wp:docPr descr="" title="" id="22" name="Picture"/>
+            <a:graphic>
+              <a:graphicData uri="http://schemas.openxmlformats.org/drawingml/2006/picture">
+                <pic:pic>
+                  <pic:nvPicPr>
+                    <pic:cNvPr descr="dna_barcoding_student_guide_files/figure-docx//1intNjOu2eeZLBrZ2sW_BOa6acI1ZEtrjbyrazuQiawQ_g3f85dacaf63_1_0.png" id="23" name="Picture"/>
+                    <pic:cNvPicPr>
+                      <a:picLocks noChangeArrowheads="1" noChangeAspect="1"/>
+                    </pic:cNvPicPr>
+                  </pic:nvPicPr>
+                  <pic:blipFill>
+                    <a:blip r:embed="rId21"/>
+                    <a:stretch>
+                      <a:fillRect/>
+                    </a:stretch>
+                  </pic:blipFill>
+                  <pic:spPr bwMode="auto">
+                    <a:xfrm>
+                      <a:off x="0" y="0"/>
+                      <a:ext cx="4800600" cy="2700337"/>
+                    </a:xfrm>
+                    <a:prstGeom prst="rect">
+                      <a:avLst/>
+                    </a:prstGeom>
+                    <a:noFill/>
+                    <a:ln w="9525">
+                      <a:noFill/>
+                      <a:headEnd/>
+                      <a:tailEnd/>
+                    </a:ln>
+                  </pic:spPr>
+                </pic:pic>
+              </a:graphicData>
+            </a:graphic>
+          </wp:inline>
+        </w:drawing>
       </w:r>
     </w:p>
     <w:tbl>
@@ -141,18 +202,18 @@
                 <wp:inline>
                   <wp:extent cx="152400" cy="152400"/>
                   <wp:effectExtent b="0" l="0" r="0" t="0"/>
-                  <wp:docPr descr="" title="" id="21" name="Picture"/>
+                  <wp:docPr descr="" title="" id="25" name="Picture"/>
                   <a:graphic>
                     <a:graphicData uri="http://schemas.openxmlformats.org/drawingml/2006/picture">
                       <pic:pic>
                         <pic:nvPicPr>
-                          <pic:cNvPr descr="/opt/quarto/share/formats/docx/tip.png" id="22" name="Picture"/>
+                          <pic:cNvPr descr="/opt/quarto/share/formats/docx/tip.png" id="26" name="Picture"/>
                           <pic:cNvPicPr>
                             <a:picLocks noChangeArrowheads="1" noChangeAspect="1"/>
                           </pic:cNvPicPr>
                         </pic:nvPicPr>
                         <pic:blipFill>
-                          <a:blip r:embed="rId20"/>
+                          <a:blip r:embed="rId24"/>
                           <a:stretch>
                             <a:fillRect/>
                           </a:stretch>
@@ -219,7 +280,7 @@
                 <w:i/>
                 <w:iCs/>
               </w:rPr>
-              <w:t xml:space="preserve">rcbL</w:t>
+              <w:t xml:space="preserve">rbcL</w:t>
             </w:r>
             <w:r>
               <w:t xml:space="preserve"> </w:t>
@@ -242,7 +303,7 @@
       <w:r>
         <w:t xml:space="preserve"> </w:t>
       </w:r>
-      <w:hyperlink r:id="rId23">
+      <w:hyperlink r:id="rId27">
         <w:r>
           <w:rPr>
             <w:rStyle w:val="Hyperlink"/>
@@ -264,7 +325,7 @@
       <w:r>
         <w:t xml:space="preserve"> </w:t>
       </w:r>
-      <w:hyperlink r:id="rId24">
+      <w:hyperlink r:id="rId28">
         <w:r>
           <w:rPr>
             <w:rStyle w:val="Hyperlink"/>
@@ -285,18 +346,18 @@
           <wp:inline>
             <wp:extent cx="4800600" cy="2700337"/>
             <wp:effectExtent b="0" l="0" r="0" t="0"/>
-            <wp:docPr descr="" title="" id="26" name="Picture"/>
+            <wp:docPr descr="" title="" id="30" name="Picture"/>
             <a:graphic>
               <a:graphicData uri="http://schemas.openxmlformats.org/drawingml/2006/picture">
                 <pic:pic>
                   <pic:nvPicPr>
-                    <pic:cNvPr descr="dna_barcoding_student_guide_files/figure-docx//1intNjOu2eeZLBrZ2sW_BOa6acI1ZEtrjbyrazuQiawQ_g3e7166b2ac9_0_0.png" id="27" name="Picture"/>
+                    <pic:cNvPr descr="dna_barcoding_student_guide_files/figure-docx//1intNjOu2eeZLBrZ2sW_BOa6acI1ZEtrjbyrazuQiawQ_g3e7166b2ac9_0_0.png" id="31" name="Picture"/>
                     <pic:cNvPicPr>
                       <a:picLocks noChangeArrowheads="1" noChangeAspect="1"/>
                     </pic:cNvPicPr>
                   </pic:nvPicPr>
                   <pic:blipFill>
-                    <a:blip r:embed="rId25"/>
+                    <a:blip r:embed="rId29"/>
                     <a:stretch>
                       <a:fillRect/>
                     </a:stretch>
@@ -338,7 +399,7 @@
           <w:i/>
           <w:iCs/>
         </w:rPr>
-        <w:t xml:space="preserve">rcbL</w:t>
+        <w:t xml:space="preserve">rbcL</w:t>
       </w:r>
       <w:r>
         <w:t xml:space="preserve">,</w:t>
@@ -379,18 +440,18 @@
           <wp:inline>
             <wp:extent cx="4800600" cy="2700337"/>
             <wp:effectExtent b="0" l="0" r="0" t="0"/>
-            <wp:docPr descr="" title="" id="29" name="Picture"/>
+            <wp:docPr descr="" title="" id="33" name="Picture"/>
             <a:graphic>
               <a:graphicData uri="http://schemas.openxmlformats.org/drawingml/2006/picture">
                 <pic:pic>
                   <pic:nvPicPr>
-                    <pic:cNvPr descr="dna_barcoding_student_guide_files/figure-docx//1intNjOu2eeZLBrZ2sW_BOa6acI1ZEtrjbyrazuQiawQ_g3e4fcb5031f_0_16.png" id="30" name="Picture"/>
+                    <pic:cNvPr descr="dna_barcoding_student_guide_files/figure-docx//1intNjOu2eeZLBrZ2sW_BOa6acI1ZEtrjbyrazuQiawQ_g3e4fcb5031f_0_16.png" id="34" name="Picture"/>
                     <pic:cNvPicPr>
                       <a:picLocks noChangeArrowheads="1" noChangeAspect="1"/>
                     </pic:cNvPicPr>
                   </pic:nvPicPr>
                   <pic:blipFill>
-                    <a:blip r:embed="rId28"/>
+                    <a:blip r:embed="rId32"/>
                     <a:stretch>
                       <a:fillRect/>
                     </a:stretch>
@@ -446,18 +507,18 @@
           <wp:inline>
             <wp:extent cx="4800600" cy="2700337"/>
             <wp:effectExtent b="0" l="0" r="0" t="0"/>
-            <wp:docPr descr="" title="" id="32" name="Picture"/>
+            <wp:docPr descr="" title="" id="36" name="Picture"/>
             <a:graphic>
               <a:graphicData uri="http://schemas.openxmlformats.org/drawingml/2006/picture">
                 <pic:pic>
                   <pic:nvPicPr>
-                    <pic:cNvPr descr="dna_barcoding_student_guide_files/figure-docx//1intNjOu2eeZLBrZ2sW_BOa6acI1ZEtrjbyrazuQiawQ_g3e4fcb5031f_0_19.png" id="33" name="Picture"/>
+                    <pic:cNvPr descr="dna_barcoding_student_guide_files/figure-docx//1intNjOu2eeZLBrZ2sW_BOa6acI1ZEtrjbyrazuQiawQ_g3e4fcb5031f_0_19.png" id="37" name="Picture"/>
                     <pic:cNvPicPr>
                       <a:picLocks noChangeArrowheads="1" noChangeAspect="1"/>
                     </pic:cNvPicPr>
                   </pic:nvPicPr>
                   <pic:blipFill>
-                    <a:blip r:embed="rId31"/>
+                    <a:blip r:embed="rId35"/>
                     <a:stretch>
                       <a:fillRect/>
                     </a:stretch>
@@ -499,7 +560,7 @@
           <w:i/>
           <w:iCs/>
         </w:rPr>
-        <w:t xml:space="preserve">rcbL</w:t>
+        <w:t xml:space="preserve">rbcL</w:t>
       </w:r>
       <w:r>
         <w:t xml:space="preserve"> </w:t>
@@ -518,7 +579,7 @@
       <w:r>
         <w:t xml:space="preserve"> </w:t>
       </w:r>
-      <w:hyperlink r:id="rId23">
+      <w:hyperlink r:id="rId27">
         <w:r>
           <w:rPr>
             <w:rStyle w:val="Hyperlink"/>
@@ -547,18 +608,18 @@
           <wp:inline>
             <wp:extent cx="4800600" cy="2700337"/>
             <wp:effectExtent b="0" l="0" r="0" t="0"/>
-            <wp:docPr descr="" title="" id="35" name="Picture"/>
+            <wp:docPr descr="" title="" id="39" name="Picture"/>
             <a:graphic>
               <a:graphicData uri="http://schemas.openxmlformats.org/drawingml/2006/picture">
                 <pic:pic>
                   <pic:nvPicPr>
-                    <pic:cNvPr descr="dna_barcoding_student_guide_files/figure-docx//1intNjOu2eeZLBrZ2sW_BOa6acI1ZEtrjbyrazuQiawQ_g3e4fcb5031f_0_22.png" id="36" name="Picture"/>
+                    <pic:cNvPr descr="dna_barcoding_student_guide_files/figure-docx//1intNjOu2eeZLBrZ2sW_BOa6acI1ZEtrjbyrazuQiawQ_g3e4fcb5031f_0_22.png" id="40" name="Picture"/>
                     <pic:cNvPicPr>
                       <a:picLocks noChangeArrowheads="1" noChangeAspect="1"/>
                     </pic:cNvPicPr>
                   </pic:nvPicPr>
                   <pic:blipFill>
-                    <a:blip r:embed="rId34"/>
+                    <a:blip r:embed="rId38"/>
                     <a:stretch>
                       <a:fillRect/>
                     </a:stretch>
@@ -602,18 +663,18 @@
           <wp:inline>
             <wp:extent cx="4800600" cy="2700337"/>
             <wp:effectExtent b="0" l="0" r="0" t="0"/>
-            <wp:docPr descr="" title="" id="38" name="Picture"/>
+            <wp:docPr descr="" title="" id="42" name="Picture"/>
             <a:graphic>
               <a:graphicData uri="http://schemas.openxmlformats.org/drawingml/2006/picture">
                 <pic:pic>
                   <pic:nvPicPr>
-                    <pic:cNvPr descr="dna_barcoding_student_guide_files/figure-docx//1intNjOu2eeZLBrZ2sW_BOa6acI1ZEtrjbyrazuQiawQ_g3ec9ec989c2_0_0.png" id="39" name="Picture"/>
+                    <pic:cNvPr descr="dna_barcoding_student_guide_files/figure-docx//1intNjOu2eeZLBrZ2sW_BOa6acI1ZEtrjbyrazuQiawQ_g3ec9ec989c2_0_0.png" id="43" name="Picture"/>
                     <pic:cNvPicPr>
                       <a:picLocks noChangeArrowheads="1" noChangeAspect="1"/>
                     </pic:cNvPicPr>
                   </pic:nvPicPr>
                   <pic:blipFill>
-                    <a:blip r:embed="rId37"/>
+                    <a:blip r:embed="rId41"/>
                     <a:stretch>
                       <a:fillRect/>
                     </a:stretch>
@@ -688,18 +749,18 @@
           <wp:inline>
             <wp:extent cx="4800600" cy="2700337"/>
             <wp:effectExtent b="0" l="0" r="0" t="0"/>
-            <wp:docPr descr="" title="" id="41" name="Picture"/>
+            <wp:docPr descr="" title="" id="45" name="Picture"/>
             <a:graphic>
               <a:graphicData uri="http://schemas.openxmlformats.org/drawingml/2006/picture">
                 <pic:pic>
                   <pic:nvPicPr>
-                    <pic:cNvPr descr="dna_barcoding_student_guide_files/figure-docx//1intNjOu2eeZLBrZ2sW_BOa6acI1ZEtrjbyrazuQiawQ_g3ec9ec989c2_0_9.png" id="42" name="Picture"/>
+                    <pic:cNvPr descr="dna_barcoding_student_guide_files/figure-docx//1intNjOu2eeZLBrZ2sW_BOa6acI1ZEtrjbyrazuQiawQ_g3ec9ec989c2_0_9.png" id="46" name="Picture"/>
                     <pic:cNvPicPr>
                       <a:picLocks noChangeArrowheads="1" noChangeAspect="1"/>
                     </pic:cNvPicPr>
                   </pic:nvPicPr>
                   <pic:blipFill>
-                    <a:blip r:embed="rId40"/>
+                    <a:blip r:embed="rId44"/>
                     <a:stretch>
                       <a:fillRect/>
                     </a:stretch>
@@ -847,18 +908,18 @@
                 <wp:inline>
                   <wp:extent cx="152400" cy="152400"/>
                   <wp:effectExtent b="0" l="0" r="0" t="0"/>
-                  <wp:docPr descr="" title="" id="43" name="Picture"/>
+                  <wp:docPr descr="" title="" id="47" name="Picture"/>
                   <a:graphic>
                     <a:graphicData uri="http://schemas.openxmlformats.org/drawingml/2006/picture">
                       <pic:pic>
                         <pic:nvPicPr>
-                          <pic:cNvPr descr="/opt/quarto/share/formats/docx/tip.png" id="44" name="Picture"/>
+                          <pic:cNvPr descr="/opt/quarto/share/formats/docx/tip.png" id="48" name="Picture"/>
                           <pic:cNvPicPr>
                             <a:picLocks noChangeArrowheads="1" noChangeAspect="1"/>
                           </pic:cNvPicPr>
                         </pic:nvPicPr>
                         <pic:blipFill>
-                          <a:blip r:embed="rId20"/>
+                          <a:blip r:embed="rId24"/>
                           <a:stretch>
                             <a:fillRect/>
                           </a:stretch>
@@ -932,7 +993,7 @@
             <w:r>
               <w:t xml:space="preserve"> </w:t>
             </w:r>
-            <w:hyperlink r:id="rId45">
+            <w:hyperlink r:id="rId49">
               <w:r>
                 <w:rPr>
                   <w:rStyle w:val="Hyperlink"/>
@@ -955,7 +1016,7 @@
             <w:r>
               <w:t xml:space="preserve"> </w:t>
             </w:r>
-            <w:hyperlink r:id="rId46">
+            <w:hyperlink r:id="rId50">
               <w:r>
                 <w:rPr>
                   <w:rStyle w:val="Hyperlink"/>
@@ -978,7 +1039,7 @@
             <w:r>
               <w:t xml:space="preserve"> </w:t>
             </w:r>
-            <w:hyperlink r:id="rId47">
+            <w:hyperlink r:id="rId51">
               <w:r>
                 <w:rPr>
                   <w:rStyle w:val="Hyperlink"/>
@@ -1040,18 +1101,18 @@
                 <wp:inline>
                   <wp:extent cx="152400" cy="152400"/>
                   <wp:effectExtent b="0" l="0" r="0" t="0"/>
-                  <wp:docPr descr="" title="" id="48" name="Picture"/>
+                  <wp:docPr descr="" title="" id="52" name="Picture"/>
                   <a:graphic>
                     <a:graphicData uri="http://schemas.openxmlformats.org/drawingml/2006/picture">
                       <pic:pic>
                         <pic:nvPicPr>
-                          <pic:cNvPr descr="/opt/quarto/share/formats/docx/tip.png" id="49" name="Picture"/>
+                          <pic:cNvPr descr="/opt/quarto/share/formats/docx/tip.png" id="53" name="Picture"/>
                           <pic:cNvPicPr>
                             <a:picLocks noChangeArrowheads="1" noChangeAspect="1"/>
                           </pic:cNvPicPr>
                         </pic:nvPicPr>
                         <pic:blipFill>
-                          <a:blip r:embed="rId20"/>
+                          <a:blip r:embed="rId24"/>
                           <a:stretch>
                             <a:fillRect/>
                           </a:stretch>
@@ -1159,7 +1220,7 @@
             <w:r>
               <w:t xml:space="preserve"> </w:t>
             </w:r>
-            <w:hyperlink r:id="rId50">
+            <w:hyperlink r:id="rId54">
               <w:r>
                 <w:rPr>
                   <w:rStyle w:val="Hyperlink"/>
@@ -1182,7 +1243,7 @@
             <w:r>
               <w:t xml:space="preserve"> </w:t>
             </w:r>
-            <w:hyperlink r:id="rId51">
+            <w:hyperlink r:id="rId55">
               <w:r>
                 <w:rPr>
                   <w:rStyle w:val="Hyperlink"/>
@@ -1205,7 +1266,7 @@
             <w:r>
               <w:t xml:space="preserve"> </w:t>
             </w:r>
-            <w:hyperlink r:id="rId52">
+            <w:hyperlink r:id="rId56">
               <w:r>
                 <w:rPr>
                   <w:rStyle w:val="Hyperlink"/>
@@ -1267,18 +1328,18 @@
                 <wp:inline>
                   <wp:extent cx="152400" cy="152400"/>
                   <wp:effectExtent b="0" l="0" r="0" t="0"/>
-                  <wp:docPr descr="" title="" id="54" name="Picture"/>
+                  <wp:docPr descr="" title="" id="58" name="Picture"/>
                   <a:graphic>
                     <a:graphicData uri="http://schemas.openxmlformats.org/drawingml/2006/picture">
                       <pic:pic>
                         <pic:nvPicPr>
-                          <pic:cNvPr descr="/opt/quarto/share/formats/docx/note.png" id="55" name="Picture"/>
+                          <pic:cNvPr descr="/opt/quarto/share/formats/docx/note.png" id="59" name="Picture"/>
                           <pic:cNvPicPr>
                             <a:picLocks noChangeArrowheads="1" noChangeAspect="1"/>
                           </pic:cNvPicPr>
                         </pic:nvPicPr>
                         <pic:blipFill>
-                          <a:blip r:embed="rId53"/>
+                          <a:blip r:embed="rId57"/>
                           <a:stretch>
                             <a:fillRect/>
                           </a:stretch>
@@ -1405,8 +1466,8 @@
         </w:tc>
       </w:tr>
     </w:tbl>
-    <w:bookmarkEnd w:id="56"/>
-    <w:bookmarkStart w:id="93" w:name="part-2-verify-sample-identification"/>
+    <w:bookmarkEnd w:id="60"/>
+    <w:bookmarkStart w:id="97" w:name="part-2-verify-sample-identification"/>
     <w:p>
       <w:pPr>
         <w:pStyle w:val="Heading2"/>
@@ -1472,18 +1533,18 @@
                 <wp:inline>
                   <wp:extent cx="152400" cy="152400"/>
                   <wp:effectExtent b="0" l="0" r="0" t="0"/>
-                  <wp:docPr descr="" title="" id="57" name="Picture"/>
+                  <wp:docPr descr="" title="" id="61" name="Picture"/>
                   <a:graphic>
                     <a:graphicData uri="http://schemas.openxmlformats.org/drawingml/2006/picture">
                       <pic:pic>
                         <pic:nvPicPr>
-                          <pic:cNvPr descr="/opt/quarto/share/formats/docx/tip.png" id="58" name="Picture"/>
+                          <pic:cNvPr descr="/opt/quarto/share/formats/docx/tip.png" id="62" name="Picture"/>
                           <pic:cNvPicPr>
                             <a:picLocks noChangeArrowheads="1" noChangeAspect="1"/>
                           </pic:cNvPicPr>
                         </pic:nvPicPr>
                         <pic:blipFill>
-                          <a:blip r:embed="rId20"/>
+                          <a:blip r:embed="rId24"/>
                           <a:stretch>
                             <a:fillRect/>
                           </a:stretch>
@@ -1565,7 +1626,7 @@
       <w:r>
         <w:t xml:space="preserve"> </w:t>
       </w:r>
-      <w:hyperlink r:id="rId59">
+      <w:hyperlink r:id="rId63">
         <w:r>
           <w:rPr>
             <w:rStyle w:val="Hyperlink"/>
@@ -1586,18 +1647,18 @@
           <wp:inline>
             <wp:extent cx="4800600" cy="2700337"/>
             <wp:effectExtent b="0" l="0" r="0" t="0"/>
-            <wp:docPr descr="" title="" id="61" name="Picture"/>
+            <wp:docPr descr="" title="" id="65" name="Picture"/>
             <a:graphic>
               <a:graphicData uri="http://schemas.openxmlformats.org/drawingml/2006/picture">
                 <pic:pic>
                   <pic:nvPicPr>
-                    <pic:cNvPr descr="dna_barcoding_student_guide_files/figure-docx//1intNjOu2eeZLBrZ2sW_BOa6acI1ZEtrjbyrazuQiawQ_g3ec9ec989c2_0_12.png" id="62" name="Picture"/>
+                    <pic:cNvPr descr="dna_barcoding_student_guide_files/figure-docx//1intNjOu2eeZLBrZ2sW_BOa6acI1ZEtrjbyrazuQiawQ_g3ec9ec989c2_0_12.png" id="66" name="Picture"/>
                     <pic:cNvPicPr>
                       <a:picLocks noChangeArrowheads="1" noChangeAspect="1"/>
                     </pic:cNvPicPr>
                   </pic:nvPicPr>
                   <pic:blipFill>
-                    <a:blip r:embed="rId60"/>
+                    <a:blip r:embed="rId64"/>
                     <a:stretch>
                       <a:fillRect/>
                     </a:stretch>
@@ -1653,81 +1714,12 @@
           <wp:inline>
             <wp:extent cx="4800600" cy="2700337"/>
             <wp:effectExtent b="0" l="0" r="0" t="0"/>
-            <wp:docPr descr="" title="" id="64" name="Picture"/>
-            <a:graphic>
-              <a:graphicData uri="http://schemas.openxmlformats.org/drawingml/2006/picture">
-                <pic:pic>
-                  <pic:nvPicPr>
-                    <pic:cNvPr descr="dna_barcoding_student_guide_files/figure-docx//1intNjOu2eeZLBrZ2sW_BOa6acI1ZEtrjbyrazuQiawQ_g3ec9ec989c2_0_21.png" id="65" name="Picture"/>
-                    <pic:cNvPicPr>
-                      <a:picLocks noChangeArrowheads="1" noChangeAspect="1"/>
-                    </pic:cNvPicPr>
-                  </pic:nvPicPr>
-                  <pic:blipFill>
-                    <a:blip r:embed="rId63"/>
-                    <a:stretch>
-                      <a:fillRect/>
-                    </a:stretch>
-                  </pic:blipFill>
-                  <pic:spPr bwMode="auto">
-                    <a:xfrm>
-                      <a:off x="0" y="0"/>
-                      <a:ext cx="4800600" cy="2700337"/>
-                    </a:xfrm>
-                    <a:prstGeom prst="rect">
-                      <a:avLst/>
-                    </a:prstGeom>
-                    <a:noFill/>
-                    <a:ln w="9525">
-                      <a:noFill/>
-                      <a:headEnd/>
-                      <a:tailEnd/>
-                    </a:ln>
-                  </pic:spPr>
-                </pic:pic>
-              </a:graphicData>
-            </a:graphic>
-          </wp:inline>
-        </w:drawing>
-      </w:r>
-    </w:p>
-    <w:p>
-      <w:pPr>
-        <w:pStyle w:val="BodyText"/>
-      </w:pPr>
-      <w:r>
-        <w:t xml:space="preserve">Download the data at</w:t>
-      </w:r>
-      <w:r>
-        <w:t xml:space="preserve"> </w:t>
-      </w:r>
-      <w:hyperlink r:id="rId66">
-        <w:r>
-          <w:rPr>
-            <w:rStyle w:val="Hyperlink"/>
-          </w:rPr>
-          <w:t xml:space="preserve">https://genomicseducation.org/data/barcoding_devils_claw_ITS2.fasta</w:t>
-        </w:r>
-      </w:hyperlink>
-      <w:r>
-        <w:t xml:space="preserve">, then paste the sequence into the box.</w:t>
-      </w:r>
-    </w:p>
-    <w:p>
-      <w:pPr>
-        <w:pStyle w:val="BodyText"/>
-      </w:pPr>
-      <w:r>
-        <w:drawing>
-          <wp:inline>
-            <wp:extent cx="4800600" cy="2700337"/>
-            <wp:effectExtent b="0" l="0" r="0" t="0"/>
             <wp:docPr descr="" title="" id="68" name="Picture"/>
             <a:graphic>
               <a:graphicData uri="http://schemas.openxmlformats.org/drawingml/2006/picture">
                 <pic:pic>
                   <pic:nvPicPr>
-                    <pic:cNvPr descr="dna_barcoding_student_guide_files/figure-docx//1intNjOu2eeZLBrZ2sW_BOa6acI1ZEtrjbyrazuQiawQ_g3ec9ec989c2_0_24.png" id="69" name="Picture"/>
+                    <pic:cNvPr descr="dna_barcoding_student_guide_files/figure-docx//1intNjOu2eeZLBrZ2sW_BOa6acI1ZEtrjbyrazuQiawQ_g3ec9ec989c2_0_21.png" id="69" name="Picture"/>
                     <pic:cNvPicPr>
                       <a:picLocks noChangeArrowheads="1" noChangeAspect="1"/>
                     </pic:cNvPicPr>
@@ -1765,7 +1757,21 @@
         <w:pStyle w:val="BodyText"/>
       </w:pPr>
       <w:r>
-        <w:t xml:space="preserve">Scroll to the bottom of the page and click the BLAST button.</w:t>
+        <w:t xml:space="preserve">Download the data at</w:t>
+      </w:r>
+      <w:r>
+        <w:t xml:space="preserve"> </w:t>
+      </w:r>
+      <w:hyperlink r:id="rId70">
+        <w:r>
+          <w:rPr>
+            <w:rStyle w:val="Hyperlink"/>
+          </w:rPr>
+          <w:t xml:space="preserve">https://genomicseducation.org/data/barcoding_devils_claw_ITS2.fasta</w:t>
+        </w:r>
+      </w:hyperlink>
+      <w:r>
+        <w:t xml:space="preserve">, then paste the sequence into the box.</w:t>
       </w:r>
     </w:p>
     <w:p>
@@ -1777,18 +1783,18 @@
           <wp:inline>
             <wp:extent cx="4800600" cy="2700337"/>
             <wp:effectExtent b="0" l="0" r="0" t="0"/>
-            <wp:docPr descr="" title="" id="70" name="Picture"/>
+            <wp:docPr descr="" title="" id="72" name="Picture"/>
             <a:graphic>
               <a:graphicData uri="http://schemas.openxmlformats.org/drawingml/2006/picture">
                 <pic:pic>
                   <pic:nvPicPr>
-                    <pic:cNvPr descr="dna_barcoding_student_guide_files/figure-docx//1intNjOu2eeZLBrZ2sW_BOa6acI1ZEtrjbyrazuQiawQ_g3ec9ec989c2_0_24.png" id="71" name="Picture"/>
+                    <pic:cNvPr descr="dna_barcoding_student_guide_files/figure-docx//1intNjOu2eeZLBrZ2sW_BOa6acI1ZEtrjbyrazuQiawQ_g3ec9ec989c2_0_24.png" id="73" name="Picture"/>
                     <pic:cNvPicPr>
                       <a:picLocks noChangeArrowheads="1" noChangeAspect="1"/>
                     </pic:cNvPicPr>
                   </pic:nvPicPr>
                   <pic:blipFill>
-                    <a:blip r:embed="rId67"/>
+                    <a:blip r:embed="rId71"/>
                     <a:stretch>
                       <a:fillRect/>
                     </a:stretch>
@@ -1820,7 +1826,7 @@
         <w:pStyle w:val="BodyText"/>
       </w:pPr>
       <w:r>
-        <w:t xml:space="preserve">The browser will take you to a new page while your search is happening. It may take a minute or two for your search to complete, but keep the webpage open.</w:t>
+        <w:t xml:space="preserve">Scroll to the bottom of the page and click the BLAST button.</w:t>
       </w:r>
     </w:p>
     <w:p>
@@ -1832,18 +1838,18 @@
           <wp:inline>
             <wp:extent cx="4800600" cy="2700337"/>
             <wp:effectExtent b="0" l="0" r="0" t="0"/>
-            <wp:docPr descr="" title="" id="73" name="Picture"/>
+            <wp:docPr descr="" title="" id="74" name="Picture"/>
             <a:graphic>
               <a:graphicData uri="http://schemas.openxmlformats.org/drawingml/2006/picture">
                 <pic:pic>
                   <pic:nvPicPr>
-                    <pic:cNvPr descr="dna_barcoding_student_guide_files/figure-docx//1intNjOu2eeZLBrZ2sW_BOa6acI1ZEtrjbyrazuQiawQ_g3ec9ec989c2_0_30.png" id="74" name="Picture"/>
+                    <pic:cNvPr descr="dna_barcoding_student_guide_files/figure-docx//1intNjOu2eeZLBrZ2sW_BOa6acI1ZEtrjbyrazuQiawQ_g3ec9ec989c2_0_24.png" id="75" name="Picture"/>
                     <pic:cNvPicPr>
                       <a:picLocks noChangeArrowheads="1" noChangeAspect="1"/>
                     </pic:cNvPicPr>
                   </pic:nvPicPr>
                   <pic:blipFill>
-                    <a:blip r:embed="rId72"/>
+                    <a:blip r:embed="rId71"/>
                     <a:stretch>
                       <a:fillRect/>
                     </a:stretch>
@@ -1875,7 +1881,7 @@
         <w:pStyle w:val="BodyText"/>
       </w:pPr>
       <w:r>
-        <w:t xml:space="preserve">The results page will automatically open. Details about your job are on the top.</w:t>
+        <w:t xml:space="preserve">The browser will take you to a new page while your search is happening. It may take a minute or two for your search to complete, but keep the webpage open.</w:t>
       </w:r>
     </w:p>
     <w:p>
@@ -1887,18 +1893,18 @@
           <wp:inline>
             <wp:extent cx="4800600" cy="2700337"/>
             <wp:effectExtent b="0" l="0" r="0" t="0"/>
-            <wp:docPr descr="" title="" id="76" name="Picture"/>
+            <wp:docPr descr="" title="" id="77" name="Picture"/>
             <a:graphic>
               <a:graphicData uri="http://schemas.openxmlformats.org/drawingml/2006/picture">
                 <pic:pic>
                   <pic:nvPicPr>
-                    <pic:cNvPr descr="dna_barcoding_student_guide_files/figure-docx//1intNjOu2eeZLBrZ2sW_BOa6acI1ZEtrjbyrazuQiawQ_g3ec9ec989c2_0_33.png" id="77" name="Picture"/>
+                    <pic:cNvPr descr="dna_barcoding_student_guide_files/figure-docx//1intNjOu2eeZLBrZ2sW_BOa6acI1ZEtrjbyrazuQiawQ_g3ec9ec989c2_0_30.png" id="78" name="Picture"/>
                     <pic:cNvPicPr>
                       <a:picLocks noChangeArrowheads="1" noChangeAspect="1"/>
                     </pic:cNvPicPr>
                   </pic:nvPicPr>
                   <pic:blipFill>
-                    <a:blip r:embed="rId75"/>
+                    <a:blip r:embed="rId76"/>
                     <a:stretch>
                       <a:fillRect/>
                     </a:stretch>
@@ -1930,6 +1936,61 @@
         <w:pStyle w:val="BodyText"/>
       </w:pPr>
       <w:r>
+        <w:t xml:space="preserve">The results page will automatically open. Details about your job are on the top.</w:t>
+      </w:r>
+    </w:p>
+    <w:p>
+      <w:pPr>
+        <w:pStyle w:val="BodyText"/>
+      </w:pPr>
+      <w:r>
+        <w:drawing>
+          <wp:inline>
+            <wp:extent cx="4800600" cy="2700337"/>
+            <wp:effectExtent b="0" l="0" r="0" t="0"/>
+            <wp:docPr descr="" title="" id="80" name="Picture"/>
+            <a:graphic>
+              <a:graphicData uri="http://schemas.openxmlformats.org/drawingml/2006/picture">
+                <pic:pic>
+                  <pic:nvPicPr>
+                    <pic:cNvPr descr="dna_barcoding_student_guide_files/figure-docx//1intNjOu2eeZLBrZ2sW_BOa6acI1ZEtrjbyrazuQiawQ_g3ec9ec989c2_0_33.png" id="81" name="Picture"/>
+                    <pic:cNvPicPr>
+                      <a:picLocks noChangeArrowheads="1" noChangeAspect="1"/>
+                    </pic:cNvPicPr>
+                  </pic:nvPicPr>
+                  <pic:blipFill>
+                    <a:blip r:embed="rId79"/>
+                    <a:stretch>
+                      <a:fillRect/>
+                    </a:stretch>
+                  </pic:blipFill>
+                  <pic:spPr bwMode="auto">
+                    <a:xfrm>
+                      <a:off x="0" y="0"/>
+                      <a:ext cx="4800600" cy="2700337"/>
+                    </a:xfrm>
+                    <a:prstGeom prst="rect">
+                      <a:avLst/>
+                    </a:prstGeom>
+                    <a:noFill/>
+                    <a:ln w="9525">
+                      <a:noFill/>
+                      <a:headEnd/>
+                      <a:tailEnd/>
+                    </a:ln>
+                  </pic:spPr>
+                </pic:pic>
+              </a:graphicData>
+            </a:graphic>
+          </wp:inline>
+        </w:drawing>
+      </w:r>
+    </w:p>
+    <w:p>
+      <w:pPr>
+        <w:pStyle w:val="BodyText"/>
+      </w:pPr>
+      <w:r>
         <w:t xml:space="preserve">As you scroll down, you will see a list of potential reference sequences that match your sample. There are two values in particular that are helpful: query cover (the amount of overlap between your sample sequence and the reference sequence) and percent identity (abbreviated per. ident., the percentage of nucleotides in the sample sequence that match the reference sequence). The best-matching reference sequences will be at the top of the list. GenBank has many reference sequences that are 100% matches to our sample (though only one of the sequences has a 100% overlap, a query cover value in the 90s is still quite high!). According to GenBank, our sample matches both</w:t>
       </w:r>
       <w:r>
@@ -1974,18 +2035,18 @@
           <wp:inline>
             <wp:extent cx="4800600" cy="2700337"/>
             <wp:effectExtent b="0" l="0" r="0" t="0"/>
-            <wp:docPr descr="" title="" id="79" name="Picture"/>
+            <wp:docPr descr="" title="" id="83" name="Picture"/>
             <a:graphic>
               <a:graphicData uri="http://schemas.openxmlformats.org/drawingml/2006/picture">
                 <pic:pic>
                   <pic:nvPicPr>
-                    <pic:cNvPr descr="dna_barcoding_student_guide_files/figure-docx//1intNjOu2eeZLBrZ2sW_BOa6acI1ZEtrjbyrazuQiawQ_g3ec9ec989c2_0_36.png" id="80" name="Picture"/>
+                    <pic:cNvPr descr="dna_barcoding_student_guide_files/figure-docx//1intNjOu2eeZLBrZ2sW_BOa6acI1ZEtrjbyrazuQiawQ_g3ec9ec989c2_0_36.png" id="84" name="Picture"/>
                     <pic:cNvPicPr>
                       <a:picLocks noChangeArrowheads="1" noChangeAspect="1"/>
                     </pic:cNvPicPr>
                   </pic:nvPicPr>
                   <pic:blipFill>
-                    <a:blip r:embed="rId78"/>
+                    <a:blip r:embed="rId82"/>
                     <a:stretch>
                       <a:fillRect/>
                     </a:stretch>
@@ -2053,18 +2114,18 @@
                 <wp:inline>
                   <wp:extent cx="152400" cy="152400"/>
                   <wp:effectExtent b="0" l="0" r="0" t="0"/>
-                  <wp:docPr descr="" title="" id="81" name="Picture"/>
+                  <wp:docPr descr="" title="" id="85" name="Picture"/>
                   <a:graphic>
                     <a:graphicData uri="http://schemas.openxmlformats.org/drawingml/2006/picture">
                       <pic:pic>
                         <pic:nvPicPr>
-                          <pic:cNvPr descr="/opt/quarto/share/formats/docx/tip.png" id="82" name="Picture"/>
+                          <pic:cNvPr descr="/opt/quarto/share/formats/docx/tip.png" id="86" name="Picture"/>
                           <pic:cNvPicPr>
                             <a:picLocks noChangeArrowheads="1" noChangeAspect="1"/>
                           </pic:cNvPicPr>
                         </pic:nvPicPr>
                         <pic:blipFill>
-                          <a:blip r:embed="rId20"/>
+                          <a:blip r:embed="rId24"/>
                           <a:stretch>
                             <a:fillRect/>
                           </a:stretch>
@@ -2138,7 +2199,7 @@
             <w:r>
               <w:t xml:space="preserve"> </w:t>
             </w:r>
-            <w:hyperlink r:id="rId83">
+            <w:hyperlink r:id="rId87">
               <w:r>
                 <w:rPr>
                   <w:rStyle w:val="Hyperlink"/>
@@ -2161,7 +2222,7 @@
             <w:r>
               <w:t xml:space="preserve"> </w:t>
             </w:r>
-            <w:hyperlink r:id="rId84">
+            <w:hyperlink r:id="rId88">
               <w:r>
                 <w:rPr>
                   <w:rStyle w:val="Hyperlink"/>
@@ -2184,7 +2245,7 @@
             <w:r>
               <w:t xml:space="preserve"> </w:t>
             </w:r>
-            <w:hyperlink r:id="rId85">
+            <w:hyperlink r:id="rId89">
               <w:r>
                 <w:rPr>
                   <w:rStyle w:val="Hyperlink"/>
@@ -2246,18 +2307,18 @@
                 <wp:inline>
                   <wp:extent cx="152400" cy="152400"/>
                   <wp:effectExtent b="0" l="0" r="0" t="0"/>
-                  <wp:docPr descr="" title="" id="86" name="Picture"/>
+                  <wp:docPr descr="" title="" id="90" name="Picture"/>
                   <a:graphic>
                     <a:graphicData uri="http://schemas.openxmlformats.org/drawingml/2006/picture">
                       <pic:pic>
                         <pic:nvPicPr>
-                          <pic:cNvPr descr="/opt/quarto/share/formats/docx/tip.png" id="87" name="Picture"/>
+                          <pic:cNvPr descr="/opt/quarto/share/formats/docx/tip.png" id="91" name="Picture"/>
                           <pic:cNvPicPr>
                             <a:picLocks noChangeArrowheads="1" noChangeAspect="1"/>
                           </pic:cNvPicPr>
                         </pic:nvPicPr>
                         <pic:blipFill>
-                          <a:blip r:embed="rId20"/>
+                          <a:blip r:embed="rId24"/>
                           <a:stretch>
                             <a:fillRect/>
                           </a:stretch>
@@ -2339,7 +2400,7 @@
             <w:r>
               <w:t xml:space="preserve"> </w:t>
             </w:r>
-            <w:hyperlink r:id="rId88">
+            <w:hyperlink r:id="rId92">
               <w:r>
                 <w:rPr>
                   <w:rStyle w:val="Hyperlink"/>
@@ -2362,7 +2423,7 @@
             <w:r>
               <w:t xml:space="preserve"> </w:t>
             </w:r>
-            <w:hyperlink r:id="rId89">
+            <w:hyperlink r:id="rId93">
               <w:r>
                 <w:rPr>
                   <w:rStyle w:val="Hyperlink"/>
@@ -2385,7 +2446,7 @@
             <w:r>
               <w:t xml:space="preserve"> </w:t>
             </w:r>
-            <w:hyperlink r:id="rId90">
+            <w:hyperlink r:id="rId94">
               <w:r>
                 <w:rPr>
                   <w:rStyle w:val="Hyperlink"/>
@@ -2447,18 +2508,18 @@
                 <wp:inline>
                   <wp:extent cx="152400" cy="152400"/>
                   <wp:effectExtent b="0" l="0" r="0" t="0"/>
-                  <wp:docPr descr="" title="" id="91" name="Picture"/>
+                  <wp:docPr descr="" title="" id="95" name="Picture"/>
                   <a:graphic>
                     <a:graphicData uri="http://schemas.openxmlformats.org/drawingml/2006/picture">
                       <pic:pic>
                         <pic:nvPicPr>
-                          <pic:cNvPr descr="/opt/quarto/share/formats/docx/note.png" id="92" name="Picture"/>
+                          <pic:cNvPr descr="/opt/quarto/share/formats/docx/note.png" id="96" name="Picture"/>
                           <pic:cNvPicPr>
                             <a:picLocks noChangeArrowheads="1" noChangeAspect="1"/>
                           </pic:cNvPicPr>
                         </pic:nvPicPr>
                         <pic:blipFill>
-                          <a:blip r:embed="rId53"/>
+                          <a:blip r:embed="rId57"/>
                           <a:stretch>
                             <a:fillRect/>
                           </a:stretch>
@@ -2647,7 +2708,7 @@
         </w:tc>
       </w:tr>
     </w:tbl>
-    <w:bookmarkEnd w:id="93"/>
+    <w:bookmarkEnd w:id="97"/>
     <w:sectPr>
       <w:footnotePr>
         <w:numRestart w:val="eachSect"/>

--- a/docs/docx/module/dna_barcoding_student_guide.docx
+++ b/docs/docx/module/dna_barcoding_student_guide.docx
@@ -15,7 +15,7 @@
         <w:pStyle w:val="Date"/>
       </w:pPr>
       <w:r>
-        <w:t xml:space="preserve">2026-10-01</w:t>
+        <w:t xml:space="preserve">2026-10-05</w:t>
       </w:r>
     </w:p>
     <w:p>

--- a/docs/docx/module/dna_barcoding_student_guide.docx
+++ b/docs/docx/module/dna_barcoding_student_guide.docx
@@ -15,7 +15,7 @@
         <w:pStyle w:val="Date"/>
       </w:pPr>
       <w:r>
-        <w:t xml:space="preserve">2026-10-05</w:t>
+        <w:t xml:space="preserve">2026-10-07</w:t>
       </w:r>
     </w:p>
     <w:p>

--- a/docs/docx/module/dna_barcoding_student_guide.docx
+++ b/docs/docx/module/dna_barcoding_student_guide.docx
@@ -15,7 +15,7 @@
         <w:pStyle w:val="Date"/>
       </w:pPr>
       <w:r>
-        <w:t xml:space="preserve">2026-10-07</w:t>
+        <w:t xml:space="preserve">2026-10-20</w:t>
       </w:r>
     </w:p>
     <w:p>

--- a/docs/docx/module/dna_barcoding_student_guide.docx
+++ b/docs/docx/module/dna_barcoding_student_guide.docx
@@ -7,7 +7,7 @@
         <w:pStyle w:val="Title"/>
       </w:pPr>
       <w:r>
-        <w:t xml:space="preserve">DNA Barcoding and Forensics</w:t>
+        <w:t xml:space="preserve">DNA Barcoding: Forensic Investigators</w:t>
       </w:r>
     </w:p>
     <w:p>
@@ -15,7 +15,7 @@
         <w:pStyle w:val="Date"/>
       </w:pPr>
       <w:r>
-        <w:t xml:space="preserve">2026-10-20</w:t>
+        <w:t xml:space="preserve">2026-10-26</w:t>
       </w:r>
     </w:p>
     <w:p>
@@ -48,7 +48,7 @@
         <w:t xml:space="preserve">!</w:t>
       </w:r>
     </w:p>
-    <w:bookmarkStart w:id="60" w:name="X2bd1e4833e04cbc959380b46d033fc963b10364"/>
+    <w:bookmarkStart w:id="62" w:name="X2bd1e4833e04cbc959380b46d033fc963b10364"/>
     <w:p>
       <w:pPr>
         <w:pStyle w:val="Heading2"/>
@@ -976,7 +976,7 @@
               <w:spacing w:before="16"/>
             </w:pPr>
             <w:r>
-              <w:t xml:space="preserve">Three additional herbal medicines the researchers tested were black cumin, goat’s head, and epazote. Following the devil’s claw example, use the BOLD website to identify these three samples, then answer the questions below.</w:t>
+              <w:t xml:space="preserve">Four additional herbal medicines the researchers tested were black cumin, goat’s head, epazote, and yerba mate. Following the devil’s claw example, use the BOLD website to identify these three samples, then answer the questions below.</w:t>
             </w:r>
           </w:p>
           <w:p>
@@ -1045,6 +1045,29 @@
                   <w:rStyle w:val="Hyperlink"/>
                 </w:rPr>
                 <w:t xml:space="preserve">https://genomicseducation.org/data/barcoding_epazote_rbcL.fasta</w:t>
+              </w:r>
+            </w:hyperlink>
+          </w:p>
+          <w:p>
+            <w:pPr>
+              <w:pStyle w:val="Compact"/>
+              <w:numPr>
+                <w:ilvl w:val="0"/>
+                <w:numId w:val="1001"/>
+              </w:numPr>
+            </w:pPr>
+            <w:r>
+              <w:t xml:space="preserve">putative yerba mate sample:</w:t>
+            </w:r>
+            <w:r>
+              <w:t xml:space="preserve"> </w:t>
+            </w:r>
+            <w:hyperlink r:id="rId52">
+              <w:r>
+                <w:rPr>
+                  <w:rStyle w:val="Hyperlink"/>
+                </w:rPr>
+                <w:t xml:space="preserve">https://genomicseducation.org/data/barcoding_yerba_mate_rbcL.fasta</w:t>
               </w:r>
             </w:hyperlink>
           </w:p>
@@ -1101,12 +1124,12 @@
                 <wp:inline>
                   <wp:extent cx="152400" cy="152400"/>
                   <wp:effectExtent b="0" l="0" r="0" t="0"/>
-                  <wp:docPr descr="" title="" id="52" name="Picture"/>
+                  <wp:docPr descr="" title="" id="53" name="Picture"/>
                   <a:graphic>
                     <a:graphicData uri="http://schemas.openxmlformats.org/drawingml/2006/picture">
                       <pic:pic>
                         <pic:nvPicPr>
-                          <pic:cNvPr descr="/opt/quarto/share/formats/docx/tip.png" id="53" name="Picture"/>
+                          <pic:cNvPr descr="/opt/quarto/share/formats/docx/tip.png" id="54" name="Picture"/>
                           <pic:cNvPicPr>
                             <a:picLocks noChangeArrowheads="1" noChangeAspect="1"/>
                           </pic:cNvPicPr>
@@ -1169,7 +1192,7 @@
               <w:spacing w:before="16"/>
             </w:pPr>
             <w:r>
-              <w:t xml:space="preserve">The accused smuggler claimed the eggs he was carrying were quail eggs. Following the devil’s claw example, use the BOLD website to identify these three unknown egg samples, then answer the questions below.</w:t>
+              <w:t xml:space="preserve">The accused smuggler claimed the eggs he was carrying were quail eggs. Following the devil’s claw example, use the BOLD website to identify these four unknown egg samples, then answer the questions below.</w:t>
             </w:r>
             <w:r>
               <w:t xml:space="preserve"> </w:t>
@@ -1215,12 +1238,12 @@
               </w:numPr>
             </w:pPr>
             <w:r>
-              <w:t xml:space="preserve">putative quail egg #1:</w:t>
+              <w:t xml:space="preserve">putative quail #1):</w:t>
             </w:r>
             <w:r>
               <w:t xml:space="preserve"> </w:t>
             </w:r>
-            <w:hyperlink r:id="rId54">
+            <w:hyperlink r:id="rId55">
               <w:r>
                 <w:rPr>
                   <w:rStyle w:val="Hyperlink"/>
@@ -1238,12 +1261,12 @@
               </w:numPr>
             </w:pPr>
             <w:r>
-              <w:t xml:space="preserve">putative quail egg #2:</w:t>
+              <w:t xml:space="preserve">putative quail #2:</w:t>
             </w:r>
             <w:r>
               <w:t xml:space="preserve"> </w:t>
             </w:r>
-            <w:hyperlink r:id="rId55">
+            <w:hyperlink r:id="rId56">
               <w:r>
                 <w:rPr>
                   <w:rStyle w:val="Hyperlink"/>
@@ -1261,17 +1284,40 @@
               </w:numPr>
             </w:pPr>
             <w:r>
-              <w:t xml:space="preserve">putative egg #3:</w:t>
+              <w:t xml:space="preserve">putative quail #3:</w:t>
             </w:r>
             <w:r>
               <w:t xml:space="preserve"> </w:t>
             </w:r>
-            <w:hyperlink r:id="rId56">
+            <w:hyperlink r:id="rId57">
               <w:r>
                 <w:rPr>
                   <w:rStyle w:val="Hyperlink"/>
                 </w:rPr>
                 <w:t xml:space="preserve">https://genomicseducation.org/data/barcoding_bird3_COI.fasta</w:t>
+              </w:r>
+            </w:hyperlink>
+          </w:p>
+          <w:p>
+            <w:pPr>
+              <w:pStyle w:val="Compact"/>
+              <w:numPr>
+                <w:ilvl w:val="0"/>
+                <w:numId w:val="1002"/>
+              </w:numPr>
+            </w:pPr>
+            <w:r>
+              <w:t xml:space="preserve">putative quail #4:</w:t>
+            </w:r>
+            <w:r>
+              <w:t xml:space="preserve"> </w:t>
+            </w:r>
+            <w:hyperlink r:id="rId58">
+              <w:r>
+                <w:rPr>
+                  <w:rStyle w:val="Hyperlink"/>
+                </w:rPr>
+                <w:t xml:space="preserve">https://genomicseducation.org/data/barcoding_bird4_COI.fasta</w:t>
               </w:r>
             </w:hyperlink>
           </w:p>
@@ -1328,18 +1374,18 @@
                 <wp:inline>
                   <wp:extent cx="152400" cy="152400"/>
                   <wp:effectExtent b="0" l="0" r="0" t="0"/>
-                  <wp:docPr descr="" title="" id="58" name="Picture"/>
+                  <wp:docPr descr="" title="" id="60" name="Picture"/>
                   <a:graphic>
                     <a:graphicData uri="http://schemas.openxmlformats.org/drawingml/2006/picture">
                       <pic:pic>
                         <pic:nvPicPr>
-                          <pic:cNvPr descr="/opt/quarto/share/formats/docx/note.png" id="59" name="Picture"/>
+                          <pic:cNvPr descr="/opt/quarto/share/formats/docx/note.png" id="61" name="Picture"/>
                           <pic:cNvPicPr>
                             <a:picLocks noChangeArrowheads="1" noChangeAspect="1"/>
                           </pic:cNvPicPr>
                         </pic:nvPicPr>
                         <pic:blipFill>
-                          <a:blip r:embed="rId57"/>
+                          <a:blip r:embed="rId59"/>
                           <a:stretch>
                             <a:fillRect/>
                           </a:stretch>
@@ -1466,8 +1512,8 @@
         </w:tc>
       </w:tr>
     </w:tbl>
-    <w:bookmarkEnd w:id="60"/>
-    <w:bookmarkStart w:id="97" w:name="part-2-verify-sample-identification"/>
+    <w:bookmarkEnd w:id="62"/>
+    <w:bookmarkStart w:id="99" w:name="part-2-verify-sample-identification"/>
     <w:p>
       <w:pPr>
         <w:pStyle w:val="Heading2"/>
@@ -1533,12 +1579,12 @@
                 <wp:inline>
                   <wp:extent cx="152400" cy="152400"/>
                   <wp:effectExtent b="0" l="0" r="0" t="0"/>
-                  <wp:docPr descr="" title="" id="61" name="Picture"/>
+                  <wp:docPr descr="" title="" id="63" name="Picture"/>
                   <a:graphic>
                     <a:graphicData uri="http://schemas.openxmlformats.org/drawingml/2006/picture">
                       <pic:pic>
                         <pic:nvPicPr>
-                          <pic:cNvPr descr="/opt/quarto/share/formats/docx/tip.png" id="62" name="Picture"/>
+                          <pic:cNvPr descr="/opt/quarto/share/formats/docx/tip.png" id="64" name="Picture"/>
                           <pic:cNvPicPr>
                             <a:picLocks noChangeArrowheads="1" noChangeAspect="1"/>
                           </pic:cNvPicPr>
@@ -1626,7 +1672,7 @@
       <w:r>
         <w:t xml:space="preserve"> </w:t>
       </w:r>
-      <w:hyperlink r:id="rId63">
+      <w:hyperlink r:id="rId65">
         <w:r>
           <w:rPr>
             <w:rStyle w:val="Hyperlink"/>
@@ -1647,18 +1693,18 @@
           <wp:inline>
             <wp:extent cx="4800600" cy="2700337"/>
             <wp:effectExtent b="0" l="0" r="0" t="0"/>
-            <wp:docPr descr="" title="" id="65" name="Picture"/>
+            <wp:docPr descr="" title="" id="67" name="Picture"/>
             <a:graphic>
               <a:graphicData uri="http://schemas.openxmlformats.org/drawingml/2006/picture">
                 <pic:pic>
                   <pic:nvPicPr>
-                    <pic:cNvPr descr="dna_barcoding_student_guide_files/figure-docx//1intNjOu2eeZLBrZ2sW_BOa6acI1ZEtrjbyrazuQiawQ_g3ec9ec989c2_0_12.png" id="66" name="Picture"/>
+                    <pic:cNvPr descr="dna_barcoding_student_guide_files/figure-docx//1intNjOu2eeZLBrZ2sW_BOa6acI1ZEtrjbyrazuQiawQ_g3ec9ec989c2_0_12.png" id="68" name="Picture"/>
                     <pic:cNvPicPr>
                       <a:picLocks noChangeArrowheads="1" noChangeAspect="1"/>
                     </pic:cNvPicPr>
                   </pic:nvPicPr>
                   <pic:blipFill>
-                    <a:blip r:embed="rId64"/>
+                    <a:blip r:embed="rId66"/>
                     <a:stretch>
                       <a:fillRect/>
                     </a:stretch>
@@ -1714,18 +1760,18 @@
           <wp:inline>
             <wp:extent cx="4800600" cy="2700337"/>
             <wp:effectExtent b="0" l="0" r="0" t="0"/>
-            <wp:docPr descr="" title="" id="68" name="Picture"/>
+            <wp:docPr descr="" title="" id="70" name="Picture"/>
             <a:graphic>
               <a:graphicData uri="http://schemas.openxmlformats.org/drawingml/2006/picture">
                 <pic:pic>
                   <pic:nvPicPr>
-                    <pic:cNvPr descr="dna_barcoding_student_guide_files/figure-docx//1intNjOu2eeZLBrZ2sW_BOa6acI1ZEtrjbyrazuQiawQ_g3ec9ec989c2_0_21.png" id="69" name="Picture"/>
+                    <pic:cNvPr descr="dna_barcoding_student_guide_files/figure-docx//1intNjOu2eeZLBrZ2sW_BOa6acI1ZEtrjbyrazuQiawQ_g3ec9ec989c2_0_21.png" id="71" name="Picture"/>
                     <pic:cNvPicPr>
                       <a:picLocks noChangeArrowheads="1" noChangeAspect="1"/>
                     </pic:cNvPicPr>
                   </pic:nvPicPr>
                   <pic:blipFill>
-                    <a:blip r:embed="rId67"/>
+                    <a:blip r:embed="rId69"/>
                     <a:stretch>
                       <a:fillRect/>
                     </a:stretch>
@@ -1762,7 +1808,7 @@
       <w:r>
         <w:t xml:space="preserve"> </w:t>
       </w:r>
-      <w:hyperlink r:id="rId70">
+      <w:hyperlink r:id="rId72">
         <w:r>
           <w:rPr>
             <w:rStyle w:val="Hyperlink"/>
@@ -1783,18 +1829,18 @@
           <wp:inline>
             <wp:extent cx="4800600" cy="2700337"/>
             <wp:effectExtent b="0" l="0" r="0" t="0"/>
-            <wp:docPr descr="" title="" id="72" name="Picture"/>
+            <wp:docPr descr="" title="" id="74" name="Picture"/>
             <a:graphic>
               <a:graphicData uri="http://schemas.openxmlformats.org/drawingml/2006/picture">
                 <pic:pic>
                   <pic:nvPicPr>
-                    <pic:cNvPr descr="dna_barcoding_student_guide_files/figure-docx//1intNjOu2eeZLBrZ2sW_BOa6acI1ZEtrjbyrazuQiawQ_g3ec9ec989c2_0_24.png" id="73" name="Picture"/>
+                    <pic:cNvPr descr="dna_barcoding_student_guide_files/figure-docx//1intNjOu2eeZLBrZ2sW_BOa6acI1ZEtrjbyrazuQiawQ_g3ec9ec989c2_0_24.png" id="75" name="Picture"/>
                     <pic:cNvPicPr>
                       <a:picLocks noChangeArrowheads="1" noChangeAspect="1"/>
                     </pic:cNvPicPr>
                   </pic:nvPicPr>
                   <pic:blipFill>
-                    <a:blip r:embed="rId71"/>
+                    <a:blip r:embed="rId73"/>
                     <a:stretch>
                       <a:fillRect/>
                     </a:stretch>
@@ -1838,18 +1884,18 @@
           <wp:inline>
             <wp:extent cx="4800600" cy="2700337"/>
             <wp:effectExtent b="0" l="0" r="0" t="0"/>
-            <wp:docPr descr="" title="" id="74" name="Picture"/>
+            <wp:docPr descr="" title="" id="76" name="Picture"/>
             <a:graphic>
               <a:graphicData uri="http://schemas.openxmlformats.org/drawingml/2006/picture">
                 <pic:pic>
                   <pic:nvPicPr>
-                    <pic:cNvPr descr="dna_barcoding_student_guide_files/figure-docx//1intNjOu2eeZLBrZ2sW_BOa6acI1ZEtrjbyrazuQiawQ_g3ec9ec989c2_0_24.png" id="75" name="Picture"/>
+                    <pic:cNvPr descr="dna_barcoding_student_guide_files/figure-docx//1intNjOu2eeZLBrZ2sW_BOa6acI1ZEtrjbyrazuQiawQ_g3ec9ec989c2_0_24.png" id="77" name="Picture"/>
                     <pic:cNvPicPr>
                       <a:picLocks noChangeArrowheads="1" noChangeAspect="1"/>
                     </pic:cNvPicPr>
                   </pic:nvPicPr>
                   <pic:blipFill>
-                    <a:blip r:embed="rId71"/>
+                    <a:blip r:embed="rId73"/>
                     <a:stretch>
                       <a:fillRect/>
                     </a:stretch>
@@ -1893,18 +1939,18 @@
           <wp:inline>
             <wp:extent cx="4800600" cy="2700337"/>
             <wp:effectExtent b="0" l="0" r="0" t="0"/>
-            <wp:docPr descr="" title="" id="77" name="Picture"/>
+            <wp:docPr descr="" title="" id="79" name="Picture"/>
             <a:graphic>
               <a:graphicData uri="http://schemas.openxmlformats.org/drawingml/2006/picture">
                 <pic:pic>
                   <pic:nvPicPr>
-                    <pic:cNvPr descr="dna_barcoding_student_guide_files/figure-docx//1intNjOu2eeZLBrZ2sW_BOa6acI1ZEtrjbyrazuQiawQ_g3ec9ec989c2_0_30.png" id="78" name="Picture"/>
+                    <pic:cNvPr descr="dna_barcoding_student_guide_files/figure-docx//1intNjOu2eeZLBrZ2sW_BOa6acI1ZEtrjbyrazuQiawQ_g3ec9ec989c2_0_30.png" id="80" name="Picture"/>
                     <pic:cNvPicPr>
                       <a:picLocks noChangeArrowheads="1" noChangeAspect="1"/>
                     </pic:cNvPicPr>
                   </pic:nvPicPr>
                   <pic:blipFill>
-                    <a:blip r:embed="rId76"/>
+                    <a:blip r:embed="rId78"/>
                     <a:stretch>
                       <a:fillRect/>
                     </a:stretch>
@@ -1948,18 +1994,18 @@
           <wp:inline>
             <wp:extent cx="4800600" cy="2700337"/>
             <wp:effectExtent b="0" l="0" r="0" t="0"/>
-            <wp:docPr descr="" title="" id="80" name="Picture"/>
+            <wp:docPr descr="" title="" id="82" name="Picture"/>
             <a:graphic>
               <a:graphicData uri="http://schemas.openxmlformats.org/drawingml/2006/picture">
                 <pic:pic>
                   <pic:nvPicPr>
-                    <pic:cNvPr descr="dna_barcoding_student_guide_files/figure-docx//1intNjOu2eeZLBrZ2sW_BOa6acI1ZEtrjbyrazuQiawQ_g3ec9ec989c2_0_33.png" id="81" name="Picture"/>
+                    <pic:cNvPr descr="dna_barcoding_student_guide_files/figure-docx//1intNjOu2eeZLBrZ2sW_BOa6acI1ZEtrjbyrazuQiawQ_g3ec9ec989c2_0_33.png" id="83" name="Picture"/>
                     <pic:cNvPicPr>
                       <a:picLocks noChangeArrowheads="1" noChangeAspect="1"/>
                     </pic:cNvPicPr>
                   </pic:nvPicPr>
                   <pic:blipFill>
-                    <a:blip r:embed="rId79"/>
+                    <a:blip r:embed="rId81"/>
                     <a:stretch>
                       <a:fillRect/>
                     </a:stretch>
@@ -2035,18 +2081,18 @@
           <wp:inline>
             <wp:extent cx="4800600" cy="2700337"/>
             <wp:effectExtent b="0" l="0" r="0" t="0"/>
-            <wp:docPr descr="" title="" id="83" name="Picture"/>
+            <wp:docPr descr="" title="" id="85" name="Picture"/>
             <a:graphic>
               <a:graphicData uri="http://schemas.openxmlformats.org/drawingml/2006/picture">
                 <pic:pic>
                   <pic:nvPicPr>
-                    <pic:cNvPr descr="dna_barcoding_student_guide_files/figure-docx//1intNjOu2eeZLBrZ2sW_BOa6acI1ZEtrjbyrazuQiawQ_g3ec9ec989c2_0_36.png" id="84" name="Picture"/>
+                    <pic:cNvPr descr="dna_barcoding_student_guide_files/figure-docx//1intNjOu2eeZLBrZ2sW_BOa6acI1ZEtrjbyrazuQiawQ_g3ec9ec989c2_0_36.png" id="86" name="Picture"/>
                     <pic:cNvPicPr>
                       <a:picLocks noChangeArrowheads="1" noChangeAspect="1"/>
                     </pic:cNvPicPr>
                   </pic:nvPicPr>
                   <pic:blipFill>
-                    <a:blip r:embed="rId82"/>
+                    <a:blip r:embed="rId84"/>
                     <a:stretch>
                       <a:fillRect/>
                     </a:stretch>
@@ -2114,12 +2160,12 @@
                 <wp:inline>
                   <wp:extent cx="152400" cy="152400"/>
                   <wp:effectExtent b="0" l="0" r="0" t="0"/>
-                  <wp:docPr descr="" title="" id="85" name="Picture"/>
+                  <wp:docPr descr="" title="" id="87" name="Picture"/>
                   <a:graphic>
                     <a:graphicData uri="http://schemas.openxmlformats.org/drawingml/2006/picture">
                       <pic:pic>
                         <pic:nvPicPr>
-                          <pic:cNvPr descr="/opt/quarto/share/formats/docx/tip.png" id="86" name="Picture"/>
+                          <pic:cNvPr descr="/opt/quarto/share/formats/docx/tip.png" id="88" name="Picture"/>
                           <pic:cNvPicPr>
                             <a:picLocks noChangeArrowheads="1" noChangeAspect="1"/>
                           </pic:cNvPicPr>
@@ -2199,7 +2245,7 @@
             <w:r>
               <w:t xml:space="preserve"> </w:t>
             </w:r>
-            <w:hyperlink r:id="rId87">
+            <w:hyperlink r:id="rId89">
               <w:r>
                 <w:rPr>
                   <w:rStyle w:val="Hyperlink"/>
@@ -2222,7 +2268,7 @@
             <w:r>
               <w:t xml:space="preserve"> </w:t>
             </w:r>
-            <w:hyperlink r:id="rId88">
+            <w:hyperlink r:id="rId90">
               <w:r>
                 <w:rPr>
                   <w:rStyle w:val="Hyperlink"/>
@@ -2245,7 +2291,7 @@
             <w:r>
               <w:t xml:space="preserve"> </w:t>
             </w:r>
-            <w:hyperlink r:id="rId89">
+            <w:hyperlink r:id="rId91">
               <w:r>
                 <w:rPr>
                   <w:rStyle w:val="Hyperlink"/>
@@ -2307,12 +2353,12 @@
                 <wp:inline>
                   <wp:extent cx="152400" cy="152400"/>
                   <wp:effectExtent b="0" l="0" r="0" t="0"/>
-                  <wp:docPr descr="" title="" id="90" name="Picture"/>
+                  <wp:docPr descr="" title="" id="92" name="Picture"/>
                   <a:graphic>
                     <a:graphicData uri="http://schemas.openxmlformats.org/drawingml/2006/picture">
                       <pic:pic>
                         <pic:nvPicPr>
-                          <pic:cNvPr descr="/opt/quarto/share/formats/docx/tip.png" id="91" name="Picture"/>
+                          <pic:cNvPr descr="/opt/quarto/share/formats/docx/tip.png" id="93" name="Picture"/>
                           <pic:cNvPicPr>
                             <a:picLocks noChangeArrowheads="1" noChangeAspect="1"/>
                           </pic:cNvPicPr>
@@ -2400,7 +2446,7 @@
             <w:r>
               <w:t xml:space="preserve"> </w:t>
             </w:r>
-            <w:hyperlink r:id="rId92">
+            <w:hyperlink r:id="rId94">
               <w:r>
                 <w:rPr>
                   <w:rStyle w:val="Hyperlink"/>
@@ -2423,7 +2469,7 @@
             <w:r>
               <w:t xml:space="preserve"> </w:t>
             </w:r>
-            <w:hyperlink r:id="rId93">
+            <w:hyperlink r:id="rId95">
               <w:r>
                 <w:rPr>
                   <w:rStyle w:val="Hyperlink"/>
@@ -2446,7 +2492,7 @@
             <w:r>
               <w:t xml:space="preserve"> </w:t>
             </w:r>
-            <w:hyperlink r:id="rId94">
+            <w:hyperlink r:id="rId96">
               <w:r>
                 <w:rPr>
                   <w:rStyle w:val="Hyperlink"/>
@@ -2508,18 +2554,18 @@
                 <wp:inline>
                   <wp:extent cx="152400" cy="152400"/>
                   <wp:effectExtent b="0" l="0" r="0" t="0"/>
-                  <wp:docPr descr="" title="" id="95" name="Picture"/>
+                  <wp:docPr descr="" title="" id="97" name="Picture"/>
                   <a:graphic>
                     <a:graphicData uri="http://schemas.openxmlformats.org/drawingml/2006/picture">
                       <pic:pic>
                         <pic:nvPicPr>
-                          <pic:cNvPr descr="/opt/quarto/share/formats/docx/note.png" id="96" name="Picture"/>
+                          <pic:cNvPr descr="/opt/quarto/share/formats/docx/note.png" id="98" name="Picture"/>
                           <pic:cNvPicPr>
                             <a:picLocks noChangeArrowheads="1" noChangeAspect="1"/>
                           </pic:cNvPicPr>
                         </pic:nvPicPr>
                         <pic:blipFill>
-                          <a:blip r:embed="rId57"/>
+                          <a:blip r:embed="rId59"/>
                           <a:stretch>
                             <a:fillRect/>
                           </a:stretch>
@@ -2708,7 +2754,7 @@
         </w:tc>
       </w:tr>
     </w:tbl>
-    <w:bookmarkEnd w:id="97"/>
+    <w:bookmarkEnd w:id="99"/>
     <w:sectPr>
       <w:footnotePr>
         <w:numRestart w:val="eachSect"/>

--- a/docs/docx/module/dna_barcoding_student_guide.docx
+++ b/docs/docx/module/dna_barcoding_student_guide.docx
@@ -1238,7 +1238,7 @@
               </w:numPr>
             </w:pPr>
             <w:r>
-              <w:t xml:space="preserve">putative quail #1):</w:t>
+              <w:t xml:space="preserve">putative quail #1:</w:t>
             </w:r>
             <w:r>
               <w:t xml:space="preserve"> </w:t>
@@ -1513,7 +1513,7 @@
       </w:tr>
     </w:tbl>
     <w:bookmarkEnd w:id="62"/>
-    <w:bookmarkStart w:id="99" w:name="part-2-verify-sample-identification"/>
+    <w:bookmarkStart w:id="101" w:name="part-2-verify-sample-identification"/>
     <w:p>
       <w:pPr>
         <w:pStyle w:val="Heading2"/>
@@ -2300,6 +2300,29 @@
               </w:r>
             </w:hyperlink>
           </w:p>
+          <w:p>
+            <w:pPr>
+              <w:pStyle w:val="Compact"/>
+              <w:numPr>
+                <w:ilvl w:val="0"/>
+                <w:numId w:val="1004"/>
+              </w:numPr>
+            </w:pPr>
+            <w:r>
+              <w:t xml:space="preserve">putative yerba mate sample:</w:t>
+            </w:r>
+            <w:r>
+              <w:t xml:space="preserve"> </w:t>
+            </w:r>
+            <w:hyperlink r:id="rId92">
+              <w:r>
+                <w:rPr>
+                  <w:rStyle w:val="Hyperlink"/>
+                </w:rPr>
+                <w:t xml:space="preserve">https://genomicseducation.org/data/barcoding_yerba_mate_ITS2.fasta</w:t>
+              </w:r>
+            </w:hyperlink>
+          </w:p>
           <w:p/>
         </w:tc>
       </w:tr>
@@ -2353,12 +2376,12 @@
                 <wp:inline>
                   <wp:extent cx="152400" cy="152400"/>
                   <wp:effectExtent b="0" l="0" r="0" t="0"/>
-                  <wp:docPr descr="" title="" id="92" name="Picture"/>
+                  <wp:docPr descr="" title="" id="93" name="Picture"/>
                   <a:graphic>
                     <a:graphicData uri="http://schemas.openxmlformats.org/drawingml/2006/picture">
                       <pic:pic>
                         <pic:nvPicPr>
-                          <pic:cNvPr descr="/opt/quarto/share/formats/docx/tip.png" id="93" name="Picture"/>
+                          <pic:cNvPr descr="/opt/quarto/share/formats/docx/tip.png" id="94" name="Picture"/>
                           <pic:cNvPicPr>
                             <a:picLocks noChangeArrowheads="1" noChangeAspect="1"/>
                           </pic:cNvPicPr>
@@ -2446,7 +2469,7 @@
             <w:r>
               <w:t xml:space="preserve"> </w:t>
             </w:r>
-            <w:hyperlink r:id="rId94">
+            <w:hyperlink r:id="rId95">
               <w:r>
                 <w:rPr>
                   <w:rStyle w:val="Hyperlink"/>
@@ -2469,7 +2492,7 @@
             <w:r>
               <w:t xml:space="preserve"> </w:t>
             </w:r>
-            <w:hyperlink r:id="rId95">
+            <w:hyperlink r:id="rId96">
               <w:r>
                 <w:rPr>
                   <w:rStyle w:val="Hyperlink"/>
@@ -2492,12 +2515,35 @@
             <w:r>
               <w:t xml:space="preserve"> </w:t>
             </w:r>
-            <w:hyperlink r:id="rId96">
+            <w:hyperlink r:id="rId97">
               <w:r>
                 <w:rPr>
                   <w:rStyle w:val="Hyperlink"/>
                 </w:rPr>
                 <w:t xml:space="preserve">https://genomicseducation.org/data/barcoding_bird3_16s.fasta</w:t>
+              </w:r>
+            </w:hyperlink>
+          </w:p>
+          <w:p>
+            <w:pPr>
+              <w:pStyle w:val="Compact"/>
+              <w:numPr>
+                <w:ilvl w:val="0"/>
+                <w:numId w:val="1005"/>
+              </w:numPr>
+            </w:pPr>
+            <w:r>
+              <w:t xml:space="preserve">Unknown egg #4:</w:t>
+            </w:r>
+            <w:r>
+              <w:t xml:space="preserve"> </w:t>
+            </w:r>
+            <w:hyperlink r:id="rId98">
+              <w:r>
+                <w:rPr>
+                  <w:rStyle w:val="Hyperlink"/>
+                </w:rPr>
+                <w:t xml:space="preserve">https://genomicseducation.org/data/barcoding_bird4_16s.fasta</w:t>
               </w:r>
             </w:hyperlink>
           </w:p>
@@ -2554,12 +2600,12 @@
                 <wp:inline>
                   <wp:extent cx="152400" cy="152400"/>
                   <wp:effectExtent b="0" l="0" r="0" t="0"/>
-                  <wp:docPr descr="" title="" id="97" name="Picture"/>
+                  <wp:docPr descr="" title="" id="99" name="Picture"/>
                   <a:graphic>
                     <a:graphicData uri="http://schemas.openxmlformats.org/drawingml/2006/picture">
                       <pic:pic>
                         <pic:nvPicPr>
-                          <pic:cNvPr descr="/opt/quarto/share/formats/docx/note.png" id="98" name="Picture"/>
+                          <pic:cNvPr descr="/opt/quarto/share/formats/docx/note.png" id="100" name="Picture"/>
                           <pic:cNvPicPr>
                             <a:picLocks noChangeArrowheads="1" noChangeAspect="1"/>
                           </pic:cNvPicPr>
@@ -2754,7 +2800,7 @@
         </w:tc>
       </w:tr>
     </w:tbl>
-    <w:bookmarkEnd w:id="99"/>
+    <w:bookmarkEnd w:id="101"/>
     <w:sectPr>
       <w:footnotePr>
         <w:numRestart w:val="eachSect"/>

--- a/docs/docx/module/dna_barcoding_student_guide.docx
+++ b/docs/docx/module/dna_barcoding_student_guide.docx
@@ -15,7 +15,7 @@
         <w:pStyle w:val="Date"/>
       </w:pPr>
       <w:r>
-        <w:t xml:space="preserve">2026-10-26</w:t>
+        <w:t xml:space="preserve">2026-10-27</w:t>
       </w:r>
     </w:p>
     <w:p>

--- a/docs/docx/module/dna_barcoding_student_guide.docx
+++ b/docs/docx/module/dna_barcoding_student_guide.docx
@@ -15,7 +15,7 @@
         <w:pStyle w:val="Date"/>
       </w:pPr>
       <w:r>
-        <w:t xml:space="preserve">2026-10-27</w:t>
+        <w:t xml:space="preserve">2026-10-28</w:t>
       </w:r>
     </w:p>
     <w:p>

--- a/docs/docx/module/dna_barcoding_student_guide.docx
+++ b/docs/docx/module/dna_barcoding_student_guide.docx
@@ -15,7 +15,7 @@
         <w:pStyle w:val="Date"/>
       </w:pPr>
       <w:r>
-        <w:t xml:space="preserve">2026-10-28</w:t>
+        <w:t xml:space="preserve">2026-10-31</w:t>
       </w:r>
     </w:p>
     <w:p>
